--- a/zht/docx/143.content.docx
+++ b/zht/docx/143.content.docx
@@ -299,18 +299,12 @@
           <w:lang w:val="zh_TW" w:bidi="zh_TW"/>
         </w:rPr>
       </w:r>
-      <w:hyperlink r:id="rId13">
-        <w:r>
-          <w:rPr>
-            <w:lang w:val="zh_TW" w:bidi="zh_TW"/>
-          </w:rPr>
-          <w:rPr>
-            <w:color w:val="0000EE"/>
-            <w:u w:val="single"/>
-          </w:rPr>
-          <w:t>撒母耳記下3:7</w:t>
-        </w:r>
-      </w:hyperlink>
+      <w:r>
+        <w:rPr>
+          <w:lang w:val="zh_TW" w:bidi="zh_TW"/>
+        </w:rPr>
+        <w:t>撒母耳記下3:7</w:t>
+      </w:r>
     </w:p>
     <w:p>
       <w:pPr>
@@ -323,18 +317,12 @@
           <w:lang w:val="zh_TW" w:bidi="zh_TW"/>
         </w:rPr>
       </w:r>
-      <w:hyperlink r:id="rId14">
-        <w:r>
-          <w:rPr>
-            <w:lang w:val="zh_TW" w:bidi="zh_TW"/>
-          </w:rPr>
-          <w:rPr>
-            <w:color w:val="0000EE"/>
-            <w:u w:val="single"/>
-          </w:rPr>
-          <w:t>創世記22:24</w:t>
-        </w:r>
-      </w:hyperlink>
+      <w:r>
+        <w:rPr>
+          <w:lang w:val="zh_TW" w:bidi="zh_TW"/>
+        </w:rPr>
+        <w:t>創世記22:24</w:t>
+      </w:r>
     </w:p>
     <w:p>
       <w:pPr>
@@ -347,18 +335,12 @@
           <w:lang w:val="zh_TW" w:bidi="zh_TW"/>
         </w:rPr>
       </w:r>
-      <w:hyperlink r:id="rId15">
-        <w:r>
-          <w:rPr>
-            <w:lang w:val="zh_TW" w:bidi="zh_TW"/>
-          </w:rPr>
-          <w:rPr>
-            <w:color w:val="0000EE"/>
-            <w:u w:val="single"/>
-          </w:rPr>
-          <w:t>創世記25:5–6</w:t>
-        </w:r>
-      </w:hyperlink>
+      <w:r>
+        <w:rPr>
+          <w:lang w:val="zh_TW" w:bidi="zh_TW"/>
+        </w:rPr>
+        <w:t>創世記25:5–6</w:t>
+      </w:r>
     </w:p>
     <w:p>
       <w:pPr>
@@ -371,18 +353,12 @@
           <w:lang w:val="zh_TW" w:bidi="zh_TW"/>
         </w:rPr>
       </w:r>
-      <w:hyperlink r:id="rId16">
-        <w:r>
-          <w:rPr>
-            <w:lang w:val="zh_TW" w:bidi="zh_TW"/>
-          </w:rPr>
-          <w:rPr>
-            <w:color w:val="0000EE"/>
-            <w:u w:val="single"/>
-          </w:rPr>
-          <w:t>創世記35:21–22</w:t>
-        </w:r>
-      </w:hyperlink>
+      <w:r>
+        <w:rPr>
+          <w:lang w:val="zh_TW" w:bidi="zh_TW"/>
+        </w:rPr>
+        <w:t>創世記35:21–22</w:t>
+      </w:r>
     </w:p>
     <w:p>
       <w:pPr>
@@ -395,18 +371,12 @@
           <w:lang w:val="zh_TW" w:bidi="zh_TW"/>
         </w:rPr>
       </w:r>
-      <w:hyperlink r:id="rId17">
-        <w:r>
-          <w:rPr>
-            <w:lang w:val="zh_TW" w:bidi="zh_TW"/>
-          </w:rPr>
-          <w:rPr>
-            <w:color w:val="0000EE"/>
-            <w:u w:val="single"/>
-          </w:rPr>
-          <w:t>創世記36:12</w:t>
-        </w:r>
-      </w:hyperlink>
+      <w:r>
+        <w:rPr>
+          <w:lang w:val="zh_TW" w:bidi="zh_TW"/>
+        </w:rPr>
+        <w:t>創世記36:12</w:t>
+      </w:r>
     </w:p>
     <w:p>
       <w:pPr>
@@ -419,18 +389,12 @@
           <w:lang w:val="zh_TW" w:bidi="zh_TW"/>
         </w:rPr>
       </w:r>
-      <w:hyperlink r:id="rId18">
-        <w:r>
-          <w:rPr>
-            <w:lang w:val="zh_TW" w:bidi="zh_TW"/>
-          </w:rPr>
-          <w:rPr>
-            <w:color w:val="0000EE"/>
-            <w:u w:val="single"/>
-          </w:rPr>
-          <w:t>士師記19:1–2</w:t>
-        </w:r>
-      </w:hyperlink>
+      <w:r>
+        <w:rPr>
+          <w:lang w:val="zh_TW" w:bidi="zh_TW"/>
+        </w:rPr>
+        <w:t>士師記19:1–2</w:t>
+      </w:r>
     </w:p>
     <w:p>
       <w:pPr>
